--- a/policies/build/sop_record_masters/HRM/Records/HRM.8_Record_01_nursing_privileging_register.docx
+++ b/policies/build/sop_record_masters/HRM/Records/HRM.8_Record_01_nursing_privileging_register.docx
@@ -74,6 +74,7 @@
     <w:p>
       <w:pPr>
         <w:pStyle w:val="ListParagraph"/>
+        <w:spacing w:after="200" w:before="40"/>
       </w:pPr>
       <w:r>
         <w:t xml:space="preserve">National Accreditation Board for Hospitals and Healthcare Providers. (2022). Standards for Small Healthcare Organisations (3rd ed.). </w:t>
@@ -94,6 +95,7 @@
     <w:p>
       <w:pPr>
         <w:pStyle w:val="ListParagraph"/>
+        <w:spacing w:after="200" w:before="40"/>
       </w:pPr>
       <w:r>
         <w:t xml:space="preserve">Government of India. (1947). </w:t>

--- a/policies/build/sop_record_masters/HRM/Records/HRM.8_Record_01_nursing_privileging_register.docx
+++ b/policies/build/sop_record_masters/HRM/Records/HRM.8_Record_01_nursing_privileging_register.docx
@@ -74,10 +74,11 @@
     <w:p>
       <w:pPr>
         <w:pStyle w:val="ListParagraph"/>
-        <w:spacing w:after="200" w:before="40"/>
+        <w:spacing w:after="240" w:before="80"/>
+        <w:contextualSpacing w:val="0"/>
       </w:pPr>
       <w:r>
-        <w:t xml:space="preserve">National Accreditation Board for Hospitals and Healthcare Providers. (2022). Standards for Small Healthcare Organisations (3rd ed.). </w:t>
+        <w:t xml:space="preserve">• National Accreditation Board for Hospitals and Healthcare Providers. (2022). Standards for Small Healthcare Organisations (3rd ed.). </w:t>
       </w:r>
       <w:hyperlink r:id="rId9">
         <w:r>
@@ -95,10 +96,11 @@
     <w:p>
       <w:pPr>
         <w:pStyle w:val="ListParagraph"/>
-        <w:spacing w:after="200" w:before="40"/>
+        <w:spacing w:after="240" w:before="80"/>
+        <w:contextualSpacing w:val="0"/>
       </w:pPr>
       <w:r>
-        <w:t xml:space="preserve">Government of India. (1947). </w:t>
+        <w:t xml:space="preserve">• Government of India. (1947). </w:t>
       </w:r>
       <w:hyperlink r:id="rId10">
         <w:r>
